--- a/Resume_Branding_cbolorinos.docx
+++ b/Resume_Branding_cbolorinos.docx
@@ -8,7 +8,7 @@
           <w:noProof/>
         </w:rPr>
         <w:drawing>
-          <wp:anchor distT="0" distB="0" distL="0" distR="0" simplePos="0" relativeHeight="1371600" behindDoc="1" locked="0" layoutInCell="1" allowOverlap="1" wp14:anchorId="56E9FE3A" wp14:editId="69CADBC6">
+          <wp:anchor distT="0" distB="0" distL="0" distR="0" simplePos="0" relativeHeight="1371600" behindDoc="1" locked="0" layoutInCell="1" allowOverlap="1" wp14:anchorId="7AF22621" wp14:editId="36ADA9DD">
             <wp:simplePos x="0" y="0"/>
             <wp:positionH relativeFrom="page">
               <wp:posOffset>0</wp:posOffset>
@@ -152,19 +152,19 @@
         <w:rPr>
           <w:spacing w:val="12"/>
         </w:rPr>
-        <w:t xml:space="preserve">Product Designer with 10 years of experience across brand, digital product and emerging technology. I build brand systems that survive contact with product </w:t>
-      </w:r>
-      <w:r>
-        <w:rPr>
-          <w:spacing w:val="12"/>
-        </w:rPr>
-        <w:t>(i</w:t>
-      </w:r>
-      <w:r>
-        <w:rPr>
-          <w:spacing w:val="12"/>
-        </w:rPr>
-        <w:t>dentity, guidelines, design systems, campaigns and the asset infrastructure behind them</w:t>
+        <w:t>Product Designer with 10 years of experience across brand, digital product and emerging technology. I build brand systems that survive contact with product</w:t>
+      </w:r>
+      <w:r>
+        <w:rPr>
+          <w:spacing w:val="12"/>
+        </w:rPr>
+        <w:t xml:space="preserve"> (</w:t>
+      </w:r>
+      <w:r>
+        <w:rPr>
+          <w:spacing w:val="12"/>
+        </w:rPr>
+        <w:t>identity, guidelines, design systems, campaigns and the asset infrastructure behind them</w:t>
       </w:r>
       <w:r>
         <w:rPr>
@@ -274,7 +274,7 @@
         <w:rPr>
           <w:spacing w:val="12"/>
         </w:rPr>
-        <w:t>Co-founded Summit, an event and community app built for WSA, since spun out as an independent product now serving clients unrelated to WSA. 60% attendee adoption, continues getting engagement up to two months after events.</w:t>
+        <w:t>Led design of Summit, an event and community app for WSA, built with a developer co-founder for a Chairman whose bar was engagement between events. 60% attendee adoption, still used up to two months after events; now an independent product serving other clients.</w:t>
       </w:r>
     </w:p>
     <w:p>
@@ -370,7 +370,7 @@
         <w:rPr>
           <w:spacing w:val="12"/>
         </w:rPr>
-        <w:t>Migrated (Sketch to Figma) and maintained design system, overseeing implementation across content, design and engineering teams.</w:t>
+        <w:t>Migrated the design system from Sketch to Figma and kept it in sync with the developers' Storybook: aligning Storybook to Figma where brand consistency or information hierarchy was at stake, and Figma to Storybook where their components simplified the app's logic.</w:t>
       </w:r>
     </w:p>
     <w:p>
@@ -581,7 +581,7 @@
           <w:sz w:val="20"/>
           <w:szCs w:val="20"/>
         </w:rPr>
-        <w:t>Creative Director</w:t>
+        <w:t>Product Designer</w:t>
       </w:r>
       <w:r>
         <w:rPr>
@@ -589,7 +589,7 @@
           <w:sz w:val="20"/>
           <w:szCs w:val="20"/>
         </w:rPr>
-        <w:t xml:space="preserve">  ·  Service Club</w:t>
+        <w:t xml:space="preserve">  ·  Saturno Design</w:t>
       </w:r>
       <w:r>
         <w:rPr>
@@ -607,7 +607,7 @@
           <w:sz w:val="17"/>
           <w:szCs w:val="17"/>
         </w:rPr>
-        <w:t>6-month contract  ·  Mar 2020 – Sep 2020</w:t>
+        <w:t>Sep 2016 – Aug 2019</w:t>
       </w:r>
     </w:p>
     <w:p>
@@ -624,7 +624,7 @@
         <w:rPr>
           <w:spacing w:val="12"/>
         </w:rPr>
-        <w:t>Supervised social media campaigns designed to get couriers into the system, increasing Instagram following by 400% and LinkedIn by 75%, and growing the number of couriers in the system by 600%.</w:t>
+        <w:t>Established and oversaw implementation of new Saturno brand guidelines.</w:t>
       </w:r>
     </w:p>
     <w:p>
@@ -641,83 +641,7 @@
         <w:rPr>
           <w:spacing w:val="12"/>
         </w:rPr>
-        <w:t>Created courses on Service Club Academy that helped navigate Spanish work visas, helping turn the couriers' biggest blocker into the product's main acquisition channel.</w:t>
-      </w:r>
-    </w:p>
-    <w:p>
-      <w:pPr>
-        <w:spacing w:before="40" w:after="40"/>
-        <w:jc w:val="both"/>
-      </w:pPr>
-    </w:p>
-    <w:p>
-      <w:pPr>
-        <w:spacing w:before="40" w:after="40"/>
-        <w:jc w:val="both"/>
-      </w:pPr>
-    </w:p>
-    <w:p>
-      <w:pPr>
-        <w:spacing w:before="40" w:after="40"/>
-        <w:jc w:val="both"/>
-      </w:pPr>
-    </w:p>
-    <w:p>
-      <w:pPr>
-        <w:spacing w:before="40" w:after="40"/>
-        <w:jc w:val="both"/>
-      </w:pPr>
-    </w:p>
-    <w:p>
-      <w:pPr>
-        <w:spacing w:before="40" w:after="40"/>
-        <w:jc w:val="both"/>
-      </w:pPr>
-    </w:p>
-    <w:p>
-      <w:pPr>
-        <w:tabs>
-          <w:tab w:val="right" w:pos="10080"/>
-        </w:tabs>
-        <w:spacing w:before="200" w:after="60"/>
-      </w:pPr>
-      <w:r>
-        <w:rPr>
-          <w:b/>
-          <w:bCs/>
-          <w:color w:val="43486B"/>
-          <w:spacing w:val="30"/>
-          <w:sz w:val="20"/>
-          <w:szCs w:val="20"/>
-        </w:rPr>
-        <w:lastRenderedPageBreak/>
-        <w:t>Product Designer</w:t>
-      </w:r>
-      <w:r>
-        <w:rPr>
-          <w:spacing w:val="12"/>
-          <w:sz w:val="20"/>
-          <w:szCs w:val="20"/>
-        </w:rPr>
-        <w:t xml:space="preserve">  ·  Saturno Design</w:t>
-      </w:r>
-      <w:r>
-        <w:rPr>
-          <w:sz w:val="20"/>
-          <w:szCs w:val="20"/>
-        </w:rPr>
-        <w:tab/>
-      </w:r>
-      <w:r>
-        <w:rPr>
-          <w:i/>
-          <w:iCs/>
-          <w:color w:val="A3957C"/>
-          <w:spacing w:val="12"/>
-          <w:sz w:val="17"/>
-          <w:szCs w:val="17"/>
-        </w:rPr>
-        <w:t>Sep 2016 – Aug 2019</w:t>
+        <w:t>Created 13 design packages (website, email and proposal templates, with component standards for each) for clients including K&amp;L Gates, Barclay Damon and FordHarrison, balancing a design-led PM's bar for craft with developers' limited time.</w:t>
       </w:r>
     </w:p>
     <w:p>
@@ -734,7 +658,71 @@
         <w:rPr>
           <w:spacing w:val="12"/>
         </w:rPr>
-        <w:t>Established and oversaw implementation of new Saturno brand guidelines.</w:t>
+        <w:t>Created a marketing campaign for LensBaby, reframing their products as videography tools to enter a new and growing market.</w:t>
+      </w:r>
+    </w:p>
+    <w:p>
+      <w:pPr>
+        <w:spacing w:before="40" w:after="40"/>
+        <w:jc w:val="both"/>
+      </w:pPr>
+    </w:p>
+    <w:p>
+      <w:pPr>
+        <w:spacing w:before="40" w:after="40"/>
+        <w:jc w:val="both"/>
+      </w:pPr>
+    </w:p>
+    <w:p>
+      <w:pPr>
+        <w:spacing w:before="40" w:after="40"/>
+        <w:jc w:val="both"/>
+      </w:pPr>
+    </w:p>
+    <w:p>
+      <w:pPr>
+        <w:tabs>
+          <w:tab w:val="right" w:pos="10080"/>
+        </w:tabs>
+        <w:spacing w:before="120"/>
+        <w:rPr>
+          <w:b/>
+          <w:bCs/>
+          <w:color w:val="43486B"/>
+          <w:spacing w:val="30"/>
+          <w:sz w:val="20"/>
+          <w:szCs w:val="20"/>
+        </w:rPr>
+      </w:pPr>
+      <w:r>
+        <w:rPr>
+          <w:b/>
+          <w:bCs/>
+          <w:color w:val="43486B"/>
+          <w:spacing w:val="30"/>
+          <w:sz w:val="20"/>
+          <w:szCs w:val="20"/>
+        </w:rPr>
+        <w:lastRenderedPageBreak/>
+        <w:t>Independent Projects &amp; Ventures</w:t>
+      </w:r>
+      <w:r>
+        <w:rPr>
+          <w:sz w:val="20"/>
+          <w:szCs w:val="20"/>
+        </w:rPr>
+        <w:tab/>
+      </w:r>
+      <w:r>
+        <w:rPr>
+          <w:i/>
+          <w:iCs/>
+          <w:color w:val="A3957C"/>
+          <w:spacing w:val="12"/>
+          <w:sz w:val="17"/>
+          <w:szCs w:val="17"/>
+        </w:rPr>
+        <w:t>Sep 2013 – Present</w:t>
       </w:r>
     </w:p>
     <w:p>
@@ -751,7 +739,7 @@
         <w:rPr>
           <w:spacing w:val="12"/>
         </w:rPr>
-        <w:t>Created 13 design packages including website, email, and proposal document templates establishing visual hierarchy, information architecture, and component standards for each. Clients included K&amp;L Gates, Barclay Damon, and FordHarrison.</w:t>
+        <w:t xml:space="preserve">Supervised courier-recruitment campaigns for Service Club that grew Instagram following by 400%, LinkedIn by 75% and couriers in the system by 600%.</w:t>
       </w:r>
     </w:p>
     <w:p>
@@ -768,12 +756,36 @@
         <w:rPr>
           <w:spacing w:val="12"/>
         </w:rPr>
-        <w:t>Created a marketing campaign for LensBaby, reframing their products as videography tools to enter a new and growing market.</w:t>
-      </w:r>
-    </w:p>
-    <w:p>
-      <w:pPr>
-        <w:spacing w:before="120"/>
+        <w:t>Designed and developed websites and brand identities for colectivo.ie, gomde.eu, mind-distillery.com and memoria-colonial.org (a University of Bristol education project).</w:t>
+      </w:r>
+    </w:p>
+    <w:p>
+      <w:pPr>
+        <w:pBdr>
+          <w:bottom w:val="single" w:sz="10" w:space="4" w:color="BCAC8F"/>
+        </w:pBdr>
+        <w:spacing w:before="320" w:after="100"/>
+      </w:pPr>
+      <w:r>
+        <w:rPr>
+          <w:b/>
+          <w:bCs/>
+          <w:color w:val="A3957C"/>
+          <w:spacing w:val="60"/>
+          <w:sz w:val="19"/>
+          <w:szCs w:val="19"/>
+        </w:rPr>
+        <w:t>EDUCATION</w:t>
+      </w:r>
+    </w:p>
+    <w:p>
+      <w:pPr>
+        <w:tabs>
+          <w:tab w:val="right" w:pos="10080"/>
+        </w:tabs>
+        <w:spacing w:before="140" w:after="40"/>
+      </w:pPr>
+      <w:r>
         <w:rPr>
           <w:b/>
           <w:bCs/>
@@ -782,6 +794,44 @@
           <w:sz w:val="20"/>
           <w:szCs w:val="20"/>
         </w:rPr>
+        <w:t>IE Business School</w:t>
+      </w:r>
+      <w:r>
+        <w:rPr>
+          <w:sz w:val="20"/>
+          <w:szCs w:val="20"/>
+        </w:rPr>
+        <w:tab/>
+      </w:r>
+      <w:r>
+        <w:rPr>
+          <w:i/>
+          <w:iCs/>
+          <w:color w:val="A3957C"/>
+          <w:spacing w:val="12"/>
+          <w:sz w:val="17"/>
+          <w:szCs w:val="17"/>
+        </w:rPr>
+        <w:t>Sep 2019 – Jul 2020</w:t>
+      </w:r>
+    </w:p>
+    <w:p>
+      <w:pPr>
+        <w:spacing w:after="80"/>
+      </w:pPr>
+      <w:r>
+        <w:rPr>
+          <w:spacing w:val="12"/>
+        </w:rPr>
+        <w:t>Master in Customer Experience &amp; Innovation</w:t>
+      </w:r>
+    </w:p>
+    <w:p>
+      <w:pPr>
+        <w:tabs>
+          <w:tab w:val="right" w:pos="10080"/>
+        </w:tabs>
+        <w:spacing w:before="140" w:after="40"/>
       </w:pPr>
       <w:r>
         <w:rPr>
@@ -792,7 +842,7 @@
           <w:sz w:val="20"/>
           <w:szCs w:val="20"/>
         </w:rPr>
-        <w:t>Product Strategy, Entrepreneurship &amp; Venture Leadership</w:t>
+        <w:t>New York Institute of Technology</w:t>
       </w:r>
       <w:r>
         <w:rPr>
@@ -800,13 +850,6 @@
           <w:szCs w:val="20"/>
         </w:rPr>
         <w:tab/>
-      </w:r>
-      <w:r>
-        <w:rPr>
-          <w:sz w:val="20"/>
-          <w:szCs w:val="20"/>
-        </w:rPr>
-        <w:t xml:space="preserve">       </w:t>
       </w:r>
       <w:r>
         <w:rPr>
@@ -817,79 +860,18 @@
           <w:sz w:val="17"/>
           <w:szCs w:val="17"/>
         </w:rPr>
-        <w:t>Sep 2013 – Present</w:t>
-      </w:r>
-    </w:p>
-    <w:p>
-      <w:pPr>
-        <w:pStyle w:val="ListParagraph"/>
-        <w:numPr>
-          <w:ilvl w:val="0"/>
-          <w:numId w:val="2"/>
-        </w:numPr>
-        <w:spacing w:before="40" w:after="40"/>
-        <w:jc w:val="both"/>
-      </w:pPr>
-      <w:r>
-        <w:rPr>
-          <w:spacing w:val="12"/>
-        </w:rPr>
-        <w:t>Co-founded Yaupon Rose, building website and brand, growing Instagram from 0 to 1,200 followers and scaling the team from 3 to 15.</w:t>
-      </w:r>
-    </w:p>
-    <w:p>
-      <w:pPr>
-        <w:pStyle w:val="ListParagraph"/>
-        <w:numPr>
-          <w:ilvl w:val="0"/>
-          <w:numId w:val="2"/>
-        </w:numPr>
-        <w:spacing w:before="40" w:after="40"/>
-        <w:jc w:val="both"/>
-      </w:pPr>
-      <w:r>
-        <w:rPr>
-          <w:spacing w:val="12"/>
-        </w:rPr>
-        <w:t>Designed and developed websites and brand identities for: colectivo.ie, gomde.eu, kremsegg</w:t>
-      </w:r>
-      <w:r>
-        <w:rPr>
-          <w:spacing w:val="12"/>
-        </w:rPr>
-        <w:noBreakHyphen/>
-        <w:t>university.at (university website that includes an AI chatbot that allows the website to edit itself if prompted), memoria</w:t>
-      </w:r>
-      <w:r>
-        <w:rPr>
-          <w:spacing w:val="12"/>
-        </w:rPr>
-        <w:noBreakHyphen/>
-        <w:t>colonial.org (University of Bristol education project), and mind</w:t>
-      </w:r>
-      <w:r>
-        <w:rPr>
-          <w:spacing w:val="12"/>
-        </w:rPr>
-        <w:noBreakHyphen/>
-        <w:t>distillery.com.</w:t>
-      </w:r>
-    </w:p>
-    <w:p>
-      <w:pPr>
-        <w:pStyle w:val="ListParagraph"/>
-        <w:numPr>
-          <w:ilvl w:val="0"/>
-          <w:numId w:val="2"/>
-        </w:numPr>
-        <w:spacing w:before="40" w:after="40"/>
-        <w:jc w:val="both"/>
-      </w:pPr>
-      <w:r>
-        <w:rPr>
-          <w:spacing w:val="12"/>
-        </w:rPr>
-        <w:t>Created a generative AI social media campaign of "super couriers" doing stunts on surfboards, snowboards, horses, etc. for Service Club. Videos achieved 150% higher clickthrough rate than Service Club's average of that year.</w:t>
+        <w:t>Sep 2008 – Jul 2012</w:t>
+      </w:r>
+    </w:p>
+    <w:p>
+      <w:pPr>
+        <w:spacing w:after="80"/>
+      </w:pPr>
+      <w:r>
+        <w:rPr>
+          <w:spacing w:val="12"/>
+        </w:rPr>
+        <w:t>Bachelor of Arts in Graphic Design</w:t>
       </w:r>
     </w:p>
     <w:p>
@@ -908,133 +890,18 @@
           <w:sz w:val="19"/>
           <w:szCs w:val="19"/>
         </w:rPr>
-        <w:t>EDUCATION</w:t>
-      </w:r>
-    </w:p>
-    <w:p>
-      <w:pPr>
-        <w:tabs>
-          <w:tab w:val="right" w:pos="10080"/>
-        </w:tabs>
-        <w:spacing w:before="140" w:after="40"/>
+        <w:t>SKILLS &amp; TOOLS</w:t>
+      </w:r>
+    </w:p>
+    <w:p>
+      <w:pPr>
+        <w:spacing w:before="55" w:after="55"/>
       </w:pPr>
       <w:r>
         <w:rPr>
           <w:b/>
           <w:bCs/>
           <w:color w:val="43486B"/>
-          <w:spacing w:val="30"/>
-          <w:sz w:val="20"/>
-          <w:szCs w:val="20"/>
-        </w:rPr>
-        <w:t>IE Business School</w:t>
-      </w:r>
-      <w:r>
-        <w:rPr>
-          <w:sz w:val="20"/>
-          <w:szCs w:val="20"/>
-        </w:rPr>
-        <w:tab/>
-      </w:r>
-      <w:r>
-        <w:rPr>
-          <w:i/>
-          <w:iCs/>
-          <w:color w:val="A3957C"/>
-          <w:spacing w:val="12"/>
-          <w:sz w:val="17"/>
-          <w:szCs w:val="17"/>
-        </w:rPr>
-        <w:t>Sep 2019 – Jul 2020</w:t>
-      </w:r>
-    </w:p>
-    <w:p>
-      <w:pPr>
-        <w:spacing w:after="80"/>
-      </w:pPr>
-      <w:r>
-        <w:rPr>
-          <w:spacing w:val="12"/>
-        </w:rPr>
-        <w:t>Master in Customer Experience &amp; Innovation</w:t>
-      </w:r>
-    </w:p>
-    <w:p>
-      <w:pPr>
-        <w:tabs>
-          <w:tab w:val="right" w:pos="10080"/>
-        </w:tabs>
-        <w:spacing w:before="140" w:after="40"/>
-      </w:pPr>
-      <w:r>
-        <w:rPr>
-          <w:b/>
-          <w:bCs/>
-          <w:color w:val="43486B"/>
-          <w:spacing w:val="30"/>
-          <w:sz w:val="20"/>
-          <w:szCs w:val="20"/>
-        </w:rPr>
-        <w:t>New York Institute of Technology</w:t>
-      </w:r>
-      <w:r>
-        <w:rPr>
-          <w:sz w:val="20"/>
-          <w:szCs w:val="20"/>
-        </w:rPr>
-        <w:tab/>
-      </w:r>
-      <w:r>
-        <w:rPr>
-          <w:i/>
-          <w:iCs/>
-          <w:color w:val="A3957C"/>
-          <w:spacing w:val="12"/>
-          <w:sz w:val="17"/>
-          <w:szCs w:val="17"/>
-        </w:rPr>
-        <w:t>Sep 2008 – Jul 2012</w:t>
-      </w:r>
-    </w:p>
-    <w:p>
-      <w:pPr>
-        <w:spacing w:after="80"/>
-      </w:pPr>
-      <w:r>
-        <w:rPr>
-          <w:spacing w:val="12"/>
-        </w:rPr>
-        <w:t>Bachelor of Arts in Graphic Design</w:t>
-      </w:r>
-    </w:p>
-    <w:p>
-      <w:pPr>
-        <w:pBdr>
-          <w:bottom w:val="single" w:sz="10" w:space="4" w:color="BCAC8F"/>
-        </w:pBdr>
-        <w:spacing w:before="320" w:after="100"/>
-      </w:pPr>
-      <w:r>
-        <w:rPr>
-          <w:b/>
-          <w:bCs/>
-          <w:color w:val="A3957C"/>
-          <w:spacing w:val="60"/>
-          <w:sz w:val="19"/>
-          <w:szCs w:val="19"/>
-        </w:rPr>
-        <w:t>SKILLS &amp; TOOLS</w:t>
-      </w:r>
-    </w:p>
-    <w:p>
-      <w:pPr>
-        <w:spacing w:before="55" w:after="55"/>
-      </w:pPr>
-      <w:r>
-        <w:rPr>
-          <w:b/>
-          <w:bCs/>
-          <w:color w:val="43486B"/>
           <w:spacing w:val="12"/>
         </w:rPr>
         <w:t xml:space="preserve">Design &amp; Craft:  </w:t>
@@ -1043,7 +910,7 @@
         <w:rPr>
           <w:spacing w:val="12"/>
         </w:rPr>
-        <w:t>Figma, Adobe CS, Design systems, Prototyping, Micro-animations, Motion Graphics, Visual design</w:t>
+        <w:t>Figma, Storybook, Adobe CS, Design systems, Prototyping, Micro-animations, Motion Graphics, Visual design</w:t>
       </w:r>
     </w:p>
     <w:p>

--- a/Resume_Branding_cbolorinos.docx
+++ b/Resume_Branding_cbolorinos.docx
@@ -910,7 +910,9 @@
         <w:rPr>
           <w:spacing w:val="12"/>
         </w:rPr>
-        <w:t>Figma, Storybook, Adobe CS, Design systems, Prototyping, Micro-animations, Motion Graphics, Visual design</w:t>
+        <w:t>Figma, Storybook, Adobe CS, Design systems, Figma prototyping, Micro</w:t>
+        <w:noBreakHyphen/>
+        <w:t xml:space="preserve">animations, Motion Graphics, Visual design</w:t>
       </w:r>
     </w:p>
     <w:p>
